--- a/tools/converter/deccan_convert/assets_data/deccan-policy-base.docx
+++ b/tools/converter/deccan_convert/assets_data/deccan-policy-base.docx
@@ -193,7 +193,7 @@
                 <w:color w:val="1C1917"/>
                 <w:sz w:val="20"/>
               </w:rPr>
-              <w:t>Office of the SVP, IT &amp; Digital Transformation</w:t>
+              <w:t>Deccan IT and Digital Transformation Team</w:t>
             </w:r>
           </w:p>
         </w:tc>
